--- a/Handbuch NFK Bilddoku-App.docx
+++ b/Handbuch NFK Bilddoku-App.docx
@@ -652,7 +652,7 @@
         <w:t xml:space="preserve">2.  </w:t>
       </w:r>
       <w:r>
-        <w:t>Stammdaten ausfüllen: Bauvorhaben/Filiale, Ort, Datum, Beauftragung, Techniker.</w:t>
+        <w:t>Stammdaten ausfüllen: Bauvorhaben/Filiale, Ort, Datum, Beauftragung. (Das Team wird nicht hier, sondern pro Tag direkt im Bautagebuch eingetragen.)</w:t>
       </w:r>
     </w:p>
     <w:p>
@@ -2395,6 +2395,15 @@
         </w:numPr>
         <w:ind w:left="360" w:hanging="360"/>
       </w:pPr>
+      <w:r>
+        <w:rPr>
+          <w:b/>
+        </w:rPr>
+        <w:t xml:space="preserve">Handy-Zurück-Taste nutzen.  </w:t>
+      </w:r>
+      <w:r>
+        <w:t>Der Zurück-Pfeil unten am Handy führt genauso zurück wie der Pfeil oben links in der App – du verlässt die App damit nicht mehr aus Versehen.</w:t>
+      </w:r>
     </w:p>
     <w:p>
       <w:pPr>
